--- a/Documentos/Minutas/Hitos/Final/Informe_Final_Mesa_de_Soporte_TI.docx
+++ b/Documentos/Minutas/Hitos/Final/Informe_Final_Mesa_de_Soporte_TI.docx
@@ -192,7 +192,7 @@
                 <w:sz w:val="19"/>
                 <w:szCs w:val="19"/>
               </w:rPr>
-              <w:t xml:space="preserve">Iván Peña · Yanci Arizmendi · Michael Mejía</w:t>
+              <w:t xml:space="preserve">Iván Peña · Yanci Arizmendi</w:t>
             </w:r>
           </w:p>
         </w:tc>
@@ -685,7 +685,7 @@
           <w:sz w:val="22"/>
           <w:szCs w:val="22"/>
         </w:rPr>
-        <w:t xml:space="preserve">El proyecto se gestionó en GitHub Projects con cuatro hitos de control, rotación de roles entre los tres integrantes y un cambio controlado durante H4. La suite automática de 12 pruebas se ejecuta con resultado aprobado. Planificación base: 70 horas y $616.000 CLP con contingencia; resultado real: </w:t>
+        <w:t xml:space="preserve">El proyecto se gestionó en GitHub Projects con cuatro hitos de control, rotación de roles entre los dos integrantes, un cambio controlado y un imprevisto real (reducción del equipo de 3 a 2 integrantes) durante H4. La suite automática de 12 pruebas se ejecuta con resultado aprobado. Planificación base: 70 horas y $616.000 CLP con contingencia; resultado real: </w:t>
       </w:r>
       <w:r>
         <w:rPr>
@@ -3563,7 +3563,7 @@
           <w:sz w:val="22"/>
           <w:szCs w:val="22"/>
         </w:rPr>
-        <w:t xml:space="preserve">Recursos humanos: tres integrantes, con rotación de roles. Recursos técnicos: Python 3, Flask, SQLite, Git y GitHub, GitHub Projects, mermaid.live para el diagrama ER y equipos personales. Todas las herramientas son gratuitas.</w:t>
+        <w:t xml:space="preserve">Recursos humanos: dos integrantes (Iván Peña y Yanci Arizmendi), con rotación de roles y 35 horas planificadas cada uno. Recursos técnicos: Python 3, Flask, SQLite, Git y GitHub, GitHub Projects, mermaid.live para el diagrama ER y equipos personales. Todas las herramientas son gratuitas.</w:t>
       </w:r>
     </w:p>
     <w:tbl>
@@ -4181,6 +4181,697 @@
         <w:t xml:space="preserve">.</w:t>
       </w:r>
     </w:p>
+    <w:tbl>
+      <w:tblPr>
+        <w:tblW w:type="dxa" w:w="9638"/>
+        <w:tblBorders>
+          <w:top w:val="single" w:color="auto" w:sz="4"/>
+          <w:left w:val="single" w:color="auto" w:sz="4"/>
+          <w:bottom w:val="single" w:color="auto" w:sz="4"/>
+          <w:right w:val="single" w:color="auto" w:sz="4"/>
+          <w:insideH w:val="single" w:color="auto" w:sz="4"/>
+          <w:insideV w:val="single" w:color="auto" w:sz="4"/>
+        </w:tblBorders>
+      </w:tblPr>
+      <w:tblGrid>
+        <w:gridCol w:w="4638"/>
+        <w:gridCol w:w="2500"/>
+        <w:gridCol w:w="2500"/>
+      </w:tblGrid>
+      <w:tr>
+        <w:trPr>
+          <w:tblHeader/>
+        </w:trPr>
+        <w:tc>
+          <w:tcPr>
+            <w:tcW w:type="dxa" w:w="4638"/>
+            <w:tcBorders>
+              <w:top w:val="single" w:color="CBD5E1" w:sz="4"/>
+              <w:left w:val="single" w:color="CBD5E1" w:sz="4"/>
+              <w:bottom w:val="single" w:color="CBD5E1" w:sz="4"/>
+              <w:right w:val="single" w:color="CBD5E1" w:sz="4"/>
+            </w:tcBorders>
+            <w:shd w:fill="3B3FC4" w:color="auto" w:val="clear"/>
+            <w:tcMar>
+              <w:top w:type="dxa" w:w="70"/>
+              <w:left w:type="dxa" w:w="110"/>
+              <w:bottom w:type="dxa" w:w="70"/>
+              <w:right w:type="dxa" w:w="110"/>
+            </w:tcMar>
+          </w:tcPr>
+          <w:p>
+            <w:r>
+              <w:rPr>
+                <w:rFonts w:ascii="Calibri" w:cs="Calibri" w:eastAsia="Calibri" w:hAnsi="Calibri"/>
+                <w:b/>
+                <w:bCs/>
+                <w:color w:val="FFFFFF"/>
+                <w:sz w:val="19"/>
+                <w:szCs w:val="19"/>
+              </w:rPr>
+              <w:t xml:space="preserve">Paquete de trabajo</w:t>
+            </w:r>
+          </w:p>
+        </w:tc>
+        <w:tc>
+          <w:tcPr>
+            <w:tcW w:type="dxa" w:w="2500"/>
+            <w:tcBorders>
+              <w:top w:val="single" w:color="CBD5E1" w:sz="4"/>
+              <w:left w:val="single" w:color="CBD5E1" w:sz="4"/>
+              <w:bottom w:val="single" w:color="CBD5E1" w:sz="4"/>
+              <w:right w:val="single" w:color="CBD5E1" w:sz="4"/>
+            </w:tcBorders>
+            <w:shd w:fill="3B3FC4" w:color="auto" w:val="clear"/>
+            <w:tcMar>
+              <w:top w:type="dxa" w:w="70"/>
+              <w:left w:type="dxa" w:w="110"/>
+              <w:bottom w:type="dxa" w:w="70"/>
+              <w:right w:type="dxa" w:w="110"/>
+            </w:tcMar>
+          </w:tcPr>
+          <w:p>
+            <w:r>
+              <w:rPr>
+                <w:rFonts w:ascii="Calibri" w:cs="Calibri" w:eastAsia="Calibri" w:hAnsi="Calibri"/>
+                <w:b/>
+                <w:bCs/>
+                <w:color w:val="FFFFFF"/>
+                <w:sz w:val="19"/>
+                <w:szCs w:val="19"/>
+              </w:rPr>
+              <w:t xml:space="preserve">Iván Peña (h)</w:t>
+            </w:r>
+          </w:p>
+        </w:tc>
+        <w:tc>
+          <w:tcPr>
+            <w:tcW w:type="dxa" w:w="2500"/>
+            <w:tcBorders>
+              <w:top w:val="single" w:color="CBD5E1" w:sz="4"/>
+              <w:left w:val="single" w:color="CBD5E1" w:sz="4"/>
+              <w:bottom w:val="single" w:color="CBD5E1" w:sz="4"/>
+              <w:right w:val="single" w:color="CBD5E1" w:sz="4"/>
+            </w:tcBorders>
+            <w:shd w:fill="3B3FC4" w:color="auto" w:val="clear"/>
+            <w:tcMar>
+              <w:top w:type="dxa" w:w="70"/>
+              <w:left w:type="dxa" w:w="110"/>
+              <w:bottom w:type="dxa" w:w="70"/>
+              <w:right w:type="dxa" w:w="110"/>
+            </w:tcMar>
+          </w:tcPr>
+          <w:p>
+            <w:r>
+              <w:rPr>
+                <w:rFonts w:ascii="Calibri" w:cs="Calibri" w:eastAsia="Calibri" w:hAnsi="Calibri"/>
+                <w:b/>
+                <w:bCs/>
+                <w:color w:val="FFFFFF"/>
+                <w:sz w:val="19"/>
+                <w:szCs w:val="19"/>
+              </w:rPr>
+              <w:t xml:space="preserve">Yanci Arizmendi (h)</w:t>
+            </w:r>
+          </w:p>
+        </w:tc>
+      </w:tr>
+      <w:tr>
+        <w:trPr>
+          <w:cantSplit/>
+        </w:trPr>
+        <w:tc>
+          <w:tcPr>
+            <w:tcW w:type="dxa" w:w="4638"/>
+            <w:tcBorders>
+              <w:top w:val="single" w:color="CBD5E1" w:sz="4"/>
+              <w:left w:val="single" w:color="CBD5E1" w:sz="4"/>
+              <w:bottom w:val="single" w:color="CBD5E1" w:sz="4"/>
+              <w:right w:val="single" w:color="CBD5E1" w:sz="4"/>
+            </w:tcBorders>
+            <w:shd w:fill="FFFFFF" w:color="auto" w:val="clear"/>
+            <w:tcMar>
+              <w:top w:type="dxa" w:w="70"/>
+              <w:left w:type="dxa" w:w="110"/>
+              <w:bottom w:type="dxa" w:w="70"/>
+              <w:right w:type="dxa" w:w="110"/>
+            </w:tcMar>
+          </w:tcPr>
+          <w:p>
+            <w:r>
+              <w:rPr>
+                <w:rFonts w:ascii="Calibri" w:cs="Calibri" w:eastAsia="Calibri" w:hAnsi="Calibri"/>
+                <w:b w:val="false"/>
+                <w:bCs w:val="false"/>
+                <w:sz w:val="19"/>
+                <w:szCs w:val="19"/>
+              </w:rPr>
+              <w:t xml:space="preserve">1 Gestión del proyecto</w:t>
+            </w:r>
+          </w:p>
+        </w:tc>
+        <w:tc>
+          <w:tcPr>
+            <w:tcW w:type="dxa" w:w="2500"/>
+            <w:tcBorders>
+              <w:top w:val="single" w:color="CBD5E1" w:sz="4"/>
+              <w:left w:val="single" w:color="CBD5E1" w:sz="4"/>
+              <w:bottom w:val="single" w:color="CBD5E1" w:sz="4"/>
+              <w:right w:val="single" w:color="CBD5E1" w:sz="4"/>
+            </w:tcBorders>
+            <w:shd w:fill="FFFFFF" w:color="auto" w:val="clear"/>
+            <w:tcMar>
+              <w:top w:type="dxa" w:w="70"/>
+              <w:left w:type="dxa" w:w="110"/>
+              <w:bottom w:type="dxa" w:w="70"/>
+              <w:right w:type="dxa" w:w="110"/>
+            </w:tcMar>
+          </w:tcPr>
+          <w:p>
+            <w:r>
+              <w:rPr>
+                <w:rFonts w:ascii="Calibri" w:cs="Calibri" w:eastAsia="Calibri" w:hAnsi="Calibri"/>
+                <w:b w:val="false"/>
+                <w:bCs w:val="false"/>
+                <w:sz w:val="19"/>
+                <w:szCs w:val="19"/>
+              </w:rPr>
+              <w:t xml:space="preserve">8</w:t>
+            </w:r>
+          </w:p>
+        </w:tc>
+        <w:tc>
+          <w:tcPr>
+            <w:tcW w:type="dxa" w:w="2500"/>
+            <w:tcBorders>
+              <w:top w:val="single" w:color="CBD5E1" w:sz="4"/>
+              <w:left w:val="single" w:color="CBD5E1" w:sz="4"/>
+              <w:bottom w:val="single" w:color="CBD5E1" w:sz="4"/>
+              <w:right w:val="single" w:color="CBD5E1" w:sz="4"/>
+            </w:tcBorders>
+            <w:shd w:fill="FFFFFF" w:color="auto" w:val="clear"/>
+            <w:tcMar>
+              <w:top w:type="dxa" w:w="70"/>
+              <w:left w:type="dxa" w:w="110"/>
+              <w:bottom w:type="dxa" w:w="70"/>
+              <w:right w:type="dxa" w:w="110"/>
+            </w:tcMar>
+          </w:tcPr>
+          <w:p>
+            <w:r>
+              <w:rPr>
+                <w:rFonts w:ascii="Calibri" w:cs="Calibri" w:eastAsia="Calibri" w:hAnsi="Calibri"/>
+                <w:b w:val="false"/>
+                <w:bCs w:val="false"/>
+                <w:sz w:val="19"/>
+                <w:szCs w:val="19"/>
+              </w:rPr>
+              <w:t xml:space="preserve">8</w:t>
+            </w:r>
+          </w:p>
+        </w:tc>
+      </w:tr>
+      <w:tr>
+        <w:trPr>
+          <w:cantSplit/>
+        </w:trPr>
+        <w:tc>
+          <w:tcPr>
+            <w:tcW w:type="dxa" w:w="4638"/>
+            <w:tcBorders>
+              <w:top w:val="single" w:color="CBD5E1" w:sz="4"/>
+              <w:left w:val="single" w:color="CBD5E1" w:sz="4"/>
+              <w:bottom w:val="single" w:color="CBD5E1" w:sz="4"/>
+              <w:right w:val="single" w:color="CBD5E1" w:sz="4"/>
+            </w:tcBorders>
+            <w:shd w:fill="FFFFFF" w:color="auto" w:val="clear"/>
+            <w:tcMar>
+              <w:top w:type="dxa" w:w="70"/>
+              <w:left w:type="dxa" w:w="110"/>
+              <w:bottom w:type="dxa" w:w="70"/>
+              <w:right w:type="dxa" w:w="110"/>
+            </w:tcMar>
+          </w:tcPr>
+          <w:p>
+            <w:r>
+              <w:rPr>
+                <w:rFonts w:ascii="Calibri" w:cs="Calibri" w:eastAsia="Calibri" w:hAnsi="Calibri"/>
+                <w:b w:val="false"/>
+                <w:bCs w:val="false"/>
+                <w:sz w:val="19"/>
+                <w:szCs w:val="19"/>
+              </w:rPr>
+              <w:t xml:space="preserve">2 Diseño</w:t>
+            </w:r>
+          </w:p>
+        </w:tc>
+        <w:tc>
+          <w:tcPr>
+            <w:tcW w:type="dxa" w:w="2500"/>
+            <w:tcBorders>
+              <w:top w:val="single" w:color="CBD5E1" w:sz="4"/>
+              <w:left w:val="single" w:color="CBD5E1" w:sz="4"/>
+              <w:bottom w:val="single" w:color="CBD5E1" w:sz="4"/>
+              <w:right w:val="single" w:color="CBD5E1" w:sz="4"/>
+            </w:tcBorders>
+            <w:shd w:fill="FFFFFF" w:color="auto" w:val="clear"/>
+            <w:tcMar>
+              <w:top w:type="dxa" w:w="70"/>
+              <w:left w:type="dxa" w:w="110"/>
+              <w:bottom w:type="dxa" w:w="70"/>
+              <w:right w:type="dxa" w:w="110"/>
+            </w:tcMar>
+          </w:tcPr>
+          <w:p>
+            <w:r>
+              <w:rPr>
+                <w:rFonts w:ascii="Calibri" w:cs="Calibri" w:eastAsia="Calibri" w:hAnsi="Calibri"/>
+                <w:b w:val="false"/>
+                <w:bCs w:val="false"/>
+                <w:sz w:val="19"/>
+                <w:szCs w:val="19"/>
+              </w:rPr>
+              <w:t xml:space="preserve">5</w:t>
+            </w:r>
+          </w:p>
+        </w:tc>
+        <w:tc>
+          <w:tcPr>
+            <w:tcW w:type="dxa" w:w="2500"/>
+            <w:tcBorders>
+              <w:top w:val="single" w:color="CBD5E1" w:sz="4"/>
+              <w:left w:val="single" w:color="CBD5E1" w:sz="4"/>
+              <w:bottom w:val="single" w:color="CBD5E1" w:sz="4"/>
+              <w:right w:val="single" w:color="CBD5E1" w:sz="4"/>
+            </w:tcBorders>
+            <w:shd w:fill="FFFFFF" w:color="auto" w:val="clear"/>
+            <w:tcMar>
+              <w:top w:type="dxa" w:w="70"/>
+              <w:left w:type="dxa" w:w="110"/>
+              <w:bottom w:type="dxa" w:w="70"/>
+              <w:right w:type="dxa" w:w="110"/>
+            </w:tcMar>
+          </w:tcPr>
+          <w:p>
+            <w:r>
+              <w:rPr>
+                <w:rFonts w:ascii="Calibri" w:cs="Calibri" w:eastAsia="Calibri" w:hAnsi="Calibri"/>
+                <w:b w:val="false"/>
+                <w:bCs w:val="false"/>
+                <w:sz w:val="19"/>
+                <w:szCs w:val="19"/>
+              </w:rPr>
+              <w:t xml:space="preserve">5</w:t>
+            </w:r>
+          </w:p>
+        </w:tc>
+      </w:tr>
+      <w:tr>
+        <w:trPr>
+          <w:cantSplit/>
+        </w:trPr>
+        <w:tc>
+          <w:tcPr>
+            <w:tcW w:type="dxa" w:w="4638"/>
+            <w:tcBorders>
+              <w:top w:val="single" w:color="CBD5E1" w:sz="4"/>
+              <w:left w:val="single" w:color="CBD5E1" w:sz="4"/>
+              <w:bottom w:val="single" w:color="CBD5E1" w:sz="4"/>
+              <w:right w:val="single" w:color="CBD5E1" w:sz="4"/>
+            </w:tcBorders>
+            <w:shd w:fill="FFFFFF" w:color="auto" w:val="clear"/>
+            <w:tcMar>
+              <w:top w:type="dxa" w:w="70"/>
+              <w:left w:type="dxa" w:w="110"/>
+              <w:bottom w:type="dxa" w:w="70"/>
+              <w:right w:type="dxa" w:w="110"/>
+            </w:tcMar>
+          </w:tcPr>
+          <w:p>
+            <w:r>
+              <w:rPr>
+                <w:rFonts w:ascii="Calibri" w:cs="Calibri" w:eastAsia="Calibri" w:hAnsi="Calibri"/>
+                <w:b w:val="false"/>
+                <w:bCs w:val="false"/>
+                <w:sz w:val="19"/>
+                <w:szCs w:val="19"/>
+              </w:rPr>
+              <w:t xml:space="preserve">3 Desarrollo</w:t>
+            </w:r>
+          </w:p>
+        </w:tc>
+        <w:tc>
+          <w:tcPr>
+            <w:tcW w:type="dxa" w:w="2500"/>
+            <w:tcBorders>
+              <w:top w:val="single" w:color="CBD5E1" w:sz="4"/>
+              <w:left w:val="single" w:color="CBD5E1" w:sz="4"/>
+              <w:bottom w:val="single" w:color="CBD5E1" w:sz="4"/>
+              <w:right w:val="single" w:color="CBD5E1" w:sz="4"/>
+            </w:tcBorders>
+            <w:shd w:fill="FFFFFF" w:color="auto" w:val="clear"/>
+            <w:tcMar>
+              <w:top w:type="dxa" w:w="70"/>
+              <w:left w:type="dxa" w:w="110"/>
+              <w:bottom w:type="dxa" w:w="70"/>
+              <w:right w:type="dxa" w:w="110"/>
+            </w:tcMar>
+          </w:tcPr>
+          <w:p>
+            <w:r>
+              <w:rPr>
+                <w:rFonts w:ascii="Calibri" w:cs="Calibri" w:eastAsia="Calibri" w:hAnsi="Calibri"/>
+                <w:b w:val="false"/>
+                <w:bCs w:val="false"/>
+                <w:sz w:val="19"/>
+                <w:szCs w:val="19"/>
+              </w:rPr>
+              <w:t xml:space="preserve">9</w:t>
+            </w:r>
+          </w:p>
+        </w:tc>
+        <w:tc>
+          <w:tcPr>
+            <w:tcW w:type="dxa" w:w="2500"/>
+            <w:tcBorders>
+              <w:top w:val="single" w:color="CBD5E1" w:sz="4"/>
+              <w:left w:val="single" w:color="CBD5E1" w:sz="4"/>
+              <w:bottom w:val="single" w:color="CBD5E1" w:sz="4"/>
+              <w:right w:val="single" w:color="CBD5E1" w:sz="4"/>
+            </w:tcBorders>
+            <w:shd w:fill="FFFFFF" w:color="auto" w:val="clear"/>
+            <w:tcMar>
+              <w:top w:type="dxa" w:w="70"/>
+              <w:left w:type="dxa" w:w="110"/>
+              <w:bottom w:type="dxa" w:w="70"/>
+              <w:right w:type="dxa" w:w="110"/>
+            </w:tcMar>
+          </w:tcPr>
+          <w:p>
+            <w:r>
+              <w:rPr>
+                <w:rFonts w:ascii="Calibri" w:cs="Calibri" w:eastAsia="Calibri" w:hAnsi="Calibri"/>
+                <w:b w:val="false"/>
+                <w:bCs w:val="false"/>
+                <w:sz w:val="19"/>
+                <w:szCs w:val="19"/>
+              </w:rPr>
+              <w:t xml:space="preserve">11</w:t>
+            </w:r>
+          </w:p>
+        </w:tc>
+      </w:tr>
+      <w:tr>
+        <w:trPr>
+          <w:cantSplit/>
+        </w:trPr>
+        <w:tc>
+          <w:tcPr>
+            <w:tcW w:type="dxa" w:w="4638"/>
+            <w:tcBorders>
+              <w:top w:val="single" w:color="CBD5E1" w:sz="4"/>
+              <w:left w:val="single" w:color="CBD5E1" w:sz="4"/>
+              <w:bottom w:val="single" w:color="CBD5E1" w:sz="4"/>
+              <w:right w:val="single" w:color="CBD5E1" w:sz="4"/>
+            </w:tcBorders>
+            <w:shd w:fill="FFFFFF" w:color="auto" w:val="clear"/>
+            <w:tcMar>
+              <w:top w:type="dxa" w:w="70"/>
+              <w:left w:type="dxa" w:w="110"/>
+              <w:bottom w:type="dxa" w:w="70"/>
+              <w:right w:type="dxa" w:w="110"/>
+            </w:tcMar>
+          </w:tcPr>
+          <w:p>
+            <w:r>
+              <w:rPr>
+                <w:rFonts w:ascii="Calibri" w:cs="Calibri" w:eastAsia="Calibri" w:hAnsi="Calibri"/>
+                <w:b w:val="false"/>
+                <w:bCs w:val="false"/>
+                <w:sz w:val="19"/>
+                <w:szCs w:val="19"/>
+              </w:rPr>
+              <w:t xml:space="preserve">4 Calidad y pruebas</w:t>
+            </w:r>
+          </w:p>
+        </w:tc>
+        <w:tc>
+          <w:tcPr>
+            <w:tcW w:type="dxa" w:w="2500"/>
+            <w:tcBorders>
+              <w:top w:val="single" w:color="CBD5E1" w:sz="4"/>
+              <w:left w:val="single" w:color="CBD5E1" w:sz="4"/>
+              <w:bottom w:val="single" w:color="CBD5E1" w:sz="4"/>
+              <w:right w:val="single" w:color="CBD5E1" w:sz="4"/>
+            </w:tcBorders>
+            <w:shd w:fill="FFFFFF" w:color="auto" w:val="clear"/>
+            <w:tcMar>
+              <w:top w:type="dxa" w:w="70"/>
+              <w:left w:type="dxa" w:w="110"/>
+              <w:bottom w:type="dxa" w:w="70"/>
+              <w:right w:type="dxa" w:w="110"/>
+            </w:tcMar>
+          </w:tcPr>
+          <w:p>
+            <w:r>
+              <w:rPr>
+                <w:rFonts w:ascii="Calibri" w:cs="Calibri" w:eastAsia="Calibri" w:hAnsi="Calibri"/>
+                <w:b w:val="false"/>
+                <w:bCs w:val="false"/>
+                <w:sz w:val="19"/>
+                <w:szCs w:val="19"/>
+              </w:rPr>
+              <w:t xml:space="preserve">7</w:t>
+            </w:r>
+          </w:p>
+        </w:tc>
+        <w:tc>
+          <w:tcPr>
+            <w:tcW w:type="dxa" w:w="2500"/>
+            <w:tcBorders>
+              <w:top w:val="single" w:color="CBD5E1" w:sz="4"/>
+              <w:left w:val="single" w:color="CBD5E1" w:sz="4"/>
+              <w:bottom w:val="single" w:color="CBD5E1" w:sz="4"/>
+              <w:right w:val="single" w:color="CBD5E1" w:sz="4"/>
+            </w:tcBorders>
+            <w:shd w:fill="FFFFFF" w:color="auto" w:val="clear"/>
+            <w:tcMar>
+              <w:top w:type="dxa" w:w="70"/>
+              <w:left w:type="dxa" w:w="110"/>
+              <w:bottom w:type="dxa" w:w="70"/>
+              <w:right w:type="dxa" w:w="110"/>
+            </w:tcMar>
+          </w:tcPr>
+          <w:p>
+            <w:r>
+              <w:rPr>
+                <w:rFonts w:ascii="Calibri" w:cs="Calibri" w:eastAsia="Calibri" w:hAnsi="Calibri"/>
+                <w:b w:val="false"/>
+                <w:bCs w:val="false"/>
+                <w:sz w:val="19"/>
+                <w:szCs w:val="19"/>
+              </w:rPr>
+              <w:t xml:space="preserve">5</w:t>
+            </w:r>
+          </w:p>
+        </w:tc>
+      </w:tr>
+      <w:tr>
+        <w:trPr>
+          <w:cantSplit/>
+        </w:trPr>
+        <w:tc>
+          <w:tcPr>
+            <w:tcW w:type="dxa" w:w="4638"/>
+            <w:tcBorders>
+              <w:top w:val="single" w:color="CBD5E1" w:sz="4"/>
+              <w:left w:val="single" w:color="CBD5E1" w:sz="4"/>
+              <w:bottom w:val="single" w:color="CBD5E1" w:sz="4"/>
+              <w:right w:val="single" w:color="CBD5E1" w:sz="4"/>
+            </w:tcBorders>
+            <w:shd w:fill="FFFFFF" w:color="auto" w:val="clear"/>
+            <w:tcMar>
+              <w:top w:type="dxa" w:w="70"/>
+              <w:left w:type="dxa" w:w="110"/>
+              <w:bottom w:type="dxa" w:w="70"/>
+              <w:right w:type="dxa" w:w="110"/>
+            </w:tcMar>
+          </w:tcPr>
+          <w:p>
+            <w:r>
+              <w:rPr>
+                <w:rFonts w:ascii="Calibri" w:cs="Calibri" w:eastAsia="Calibri" w:hAnsi="Calibri"/>
+                <w:b w:val="false"/>
+                <w:bCs w:val="false"/>
+                <w:sz w:val="19"/>
+                <w:szCs w:val="19"/>
+              </w:rPr>
+              <w:t xml:space="preserve">5 Documentación y cierre</w:t>
+            </w:r>
+          </w:p>
+        </w:tc>
+        <w:tc>
+          <w:tcPr>
+            <w:tcW w:type="dxa" w:w="2500"/>
+            <w:tcBorders>
+              <w:top w:val="single" w:color="CBD5E1" w:sz="4"/>
+              <w:left w:val="single" w:color="CBD5E1" w:sz="4"/>
+              <w:bottom w:val="single" w:color="CBD5E1" w:sz="4"/>
+              <w:right w:val="single" w:color="CBD5E1" w:sz="4"/>
+            </w:tcBorders>
+            <w:shd w:fill="FFFFFF" w:color="auto" w:val="clear"/>
+            <w:tcMar>
+              <w:top w:type="dxa" w:w="70"/>
+              <w:left w:type="dxa" w:w="110"/>
+              <w:bottom w:type="dxa" w:w="70"/>
+              <w:right w:type="dxa" w:w="110"/>
+            </w:tcMar>
+          </w:tcPr>
+          <w:p>
+            <w:r>
+              <w:rPr>
+                <w:rFonts w:ascii="Calibri" w:cs="Calibri" w:eastAsia="Calibri" w:hAnsi="Calibri"/>
+                <w:b w:val="false"/>
+                <w:bCs w:val="false"/>
+                <w:sz w:val="19"/>
+                <w:szCs w:val="19"/>
+              </w:rPr>
+              <w:t xml:space="preserve">6</w:t>
+            </w:r>
+          </w:p>
+        </w:tc>
+        <w:tc>
+          <w:tcPr>
+            <w:tcW w:type="dxa" w:w="2500"/>
+            <w:tcBorders>
+              <w:top w:val="single" w:color="CBD5E1" w:sz="4"/>
+              <w:left w:val="single" w:color="CBD5E1" w:sz="4"/>
+              <w:bottom w:val="single" w:color="CBD5E1" w:sz="4"/>
+              <w:right w:val="single" w:color="CBD5E1" w:sz="4"/>
+            </w:tcBorders>
+            <w:shd w:fill="FFFFFF" w:color="auto" w:val="clear"/>
+            <w:tcMar>
+              <w:top w:type="dxa" w:w="70"/>
+              <w:left w:type="dxa" w:w="110"/>
+              <w:bottom w:type="dxa" w:w="70"/>
+              <w:right w:type="dxa" w:w="110"/>
+            </w:tcMar>
+          </w:tcPr>
+          <w:p>
+            <w:r>
+              <w:rPr>
+                <w:rFonts w:ascii="Calibri" w:cs="Calibri" w:eastAsia="Calibri" w:hAnsi="Calibri"/>
+                <w:b w:val="false"/>
+                <w:bCs w:val="false"/>
+                <w:sz w:val="19"/>
+                <w:szCs w:val="19"/>
+              </w:rPr>
+              <w:t xml:space="preserve">6</w:t>
+            </w:r>
+          </w:p>
+        </w:tc>
+      </w:tr>
+      <w:tr>
+        <w:trPr>
+          <w:cantSplit/>
+        </w:trPr>
+        <w:tc>
+          <w:tcPr>
+            <w:tcW w:type="dxa" w:w="4638"/>
+            <w:tcBorders>
+              <w:top w:val="single" w:color="CBD5E1" w:sz="4"/>
+              <w:left w:val="single" w:color="CBD5E1" w:sz="4"/>
+              <w:bottom w:val="single" w:color="CBD5E1" w:sz="4"/>
+              <w:right w:val="single" w:color="CBD5E1" w:sz="4"/>
+            </w:tcBorders>
+            <w:shd w:fill="FFFFFF" w:color="auto" w:val="clear"/>
+            <w:tcMar>
+              <w:top w:type="dxa" w:w="70"/>
+              <w:left w:type="dxa" w:w="110"/>
+              <w:bottom w:type="dxa" w:w="70"/>
+              <w:right w:type="dxa" w:w="110"/>
+            </w:tcMar>
+          </w:tcPr>
+          <w:p>
+            <w:r>
+              <w:rPr>
+                <w:rFonts w:ascii="Calibri" w:cs="Calibri" w:eastAsia="Calibri" w:hAnsi="Calibri"/>
+                <w:b w:val="false"/>
+                <w:bCs w:val="false"/>
+                <w:sz w:val="19"/>
+                <w:szCs w:val="19"/>
+              </w:rPr>
+              <w:t xml:space="preserve">Total planificado</w:t>
+            </w:r>
+          </w:p>
+        </w:tc>
+        <w:tc>
+          <w:tcPr>
+            <w:tcW w:type="dxa" w:w="2500"/>
+            <w:tcBorders>
+              <w:top w:val="single" w:color="CBD5E1" w:sz="4"/>
+              <w:left w:val="single" w:color="CBD5E1" w:sz="4"/>
+              <w:bottom w:val="single" w:color="CBD5E1" w:sz="4"/>
+              <w:right w:val="single" w:color="CBD5E1" w:sz="4"/>
+            </w:tcBorders>
+            <w:shd w:fill="FFFFFF" w:color="auto" w:val="clear"/>
+            <w:tcMar>
+              <w:top w:type="dxa" w:w="70"/>
+              <w:left w:type="dxa" w:w="110"/>
+              <w:bottom w:type="dxa" w:w="70"/>
+              <w:right w:type="dxa" w:w="110"/>
+            </w:tcMar>
+          </w:tcPr>
+          <w:p>
+            <w:r>
+              <w:rPr>
+                <w:rFonts w:ascii="Calibri" w:cs="Calibri" w:eastAsia="Calibri" w:hAnsi="Calibri"/>
+                <w:b w:val="false"/>
+                <w:bCs w:val="false"/>
+                <w:sz w:val="19"/>
+                <w:szCs w:val="19"/>
+              </w:rPr>
+              <w:t xml:space="preserve">35</w:t>
+            </w:r>
+          </w:p>
+        </w:tc>
+        <w:tc>
+          <w:tcPr>
+            <w:tcW w:type="dxa" w:w="2500"/>
+            <w:tcBorders>
+              <w:top w:val="single" w:color="CBD5E1" w:sz="4"/>
+              <w:left w:val="single" w:color="CBD5E1" w:sz="4"/>
+              <w:bottom w:val="single" w:color="CBD5E1" w:sz="4"/>
+              <w:right w:val="single" w:color="CBD5E1" w:sz="4"/>
+            </w:tcBorders>
+            <w:shd w:fill="FFFFFF" w:color="auto" w:val="clear"/>
+            <w:tcMar>
+              <w:top w:type="dxa" w:w="70"/>
+              <w:left w:type="dxa" w:w="110"/>
+              <w:bottom w:type="dxa" w:w="70"/>
+              <w:right w:type="dxa" w:w="110"/>
+            </w:tcMar>
+          </w:tcPr>
+          <w:p>
+            <w:r>
+              <w:rPr>
+                <w:rFonts w:ascii="Calibri" w:cs="Calibri" w:eastAsia="Calibri" w:hAnsi="Calibri"/>
+                <w:b w:val="false"/>
+                <w:bCs w:val="false"/>
+                <w:sz w:val="19"/>
+                <w:szCs w:val="19"/>
+              </w:rPr>
+              <w:t xml:space="preserve">35</w:t>
+            </w:r>
+          </w:p>
+        </w:tc>
+      </w:tr>
+    </w:tbl>
+    <w:p>
+      <w:pPr>
+        <w:spacing w:after="120"/>
+      </w:pPr>
+    </w:p>
     <w:p>
       <w:pPr>
         <w:pStyle w:val="Heading1"/>
@@ -4203,7 +4894,7 @@
           <w:sz w:val="22"/>
           <w:szCs w:val="22"/>
         </w:rPr>
-        <w:t xml:space="preserve">Cada integrante ejerció los tres roles: Líder de Proyecto y Control, Responsable de Solución y Desarrollo, y Responsable de Datos, Calidad y Pruebas. Las decisiones de arquitectura las propone Desarrollo, las revisa Datos/Calidad/Pruebas y las valida el Líder respecto de alcance, recursos y plazo.</w:t>
+        <w:t xml:space="preserve">Cada integrante ejerció los tres roles: Líder de Proyecto y Control, Responsable de Solución y Desarrollo, y Responsable de Datos, Calidad y Pruebas. Como el equipo es de dos personas, un integrante ejerce dos roles por hito (Líder y Datos), pero quien tiene Desarrollo nunca tiene Datos, para conservar la revisión cruzada. Las decisiones de arquitectura las propone Desarrollo, las revisa Datos/Calidad/Pruebas y las valida el Líder respecto de alcance, recursos y plazo.</w:t>
       </w:r>
     </w:p>
     <w:tbl>
@@ -4473,7 +5164,7 @@
                 <w:sz w:val="19"/>
                 <w:szCs w:val="19"/>
               </w:rPr>
-              <w:t xml:space="preserve">Michael Mejía</w:t>
+              <w:t xml:space="preserve">Iván Peña</w:t>
             </w:r>
           </w:p>
         </w:tc>
@@ -4568,7 +5259,7 @@
                 <w:sz w:val="19"/>
                 <w:szCs w:val="19"/>
               </w:rPr>
-              <w:t xml:space="preserve">Michael Mejía</w:t>
+              <w:t xml:space="preserve">Iván Peña</w:t>
             </w:r>
           </w:p>
         </w:tc>
@@ -4598,7 +5289,7 @@
                 <w:sz w:val="19"/>
                 <w:szCs w:val="19"/>
               </w:rPr>
-              <w:t xml:space="preserve">Iván Peña</w:t>
+              <w:t xml:space="preserve">Yanci Arizmendi</w:t>
             </w:r>
           </w:p>
         </w:tc>
@@ -4663,7 +5354,7 @@
                 <w:sz w:val="19"/>
                 <w:szCs w:val="19"/>
               </w:rPr>
-              <w:t xml:space="preserve">Michael Mejía</w:t>
+              <w:t xml:space="preserve">Iván Peña</w:t>
             </w:r>
           </w:p>
         </w:tc>
@@ -4693,37 +5384,37 @@
                 <w:sz w:val="19"/>
                 <w:szCs w:val="19"/>
               </w:rPr>
+              <w:t xml:space="preserve">Yanci Arizmendi</w:t>
+            </w:r>
+          </w:p>
+        </w:tc>
+        <w:tc>
+          <w:tcPr>
+            <w:tcW w:type="dxa" w:w="2846"/>
+            <w:tcBorders>
+              <w:top w:val="single" w:color="CBD5E1" w:sz="4"/>
+              <w:left w:val="single" w:color="CBD5E1" w:sz="4"/>
+              <w:bottom w:val="single" w:color="CBD5E1" w:sz="4"/>
+              <w:right w:val="single" w:color="CBD5E1" w:sz="4"/>
+            </w:tcBorders>
+            <w:shd w:fill="FFFFFF" w:color="auto" w:val="clear"/>
+            <w:tcMar>
+              <w:top w:type="dxa" w:w="70"/>
+              <w:left w:type="dxa" w:w="110"/>
+              <w:bottom w:type="dxa" w:w="70"/>
+              <w:right w:type="dxa" w:w="110"/>
+            </w:tcMar>
+          </w:tcPr>
+          <w:p>
+            <w:r>
+              <w:rPr>
+                <w:rFonts w:ascii="Calibri" w:cs="Calibri" w:eastAsia="Calibri" w:hAnsi="Calibri"/>
+                <w:b w:val="false"/>
+                <w:bCs w:val="false"/>
+                <w:sz w:val="19"/>
+                <w:szCs w:val="19"/>
+              </w:rPr>
               <w:t xml:space="preserve">Iván Peña</w:t>
-            </w:r>
-          </w:p>
-        </w:tc>
-        <w:tc>
-          <w:tcPr>
-            <w:tcW w:type="dxa" w:w="2846"/>
-            <w:tcBorders>
-              <w:top w:val="single" w:color="CBD5E1" w:sz="4"/>
-              <w:left w:val="single" w:color="CBD5E1" w:sz="4"/>
-              <w:bottom w:val="single" w:color="CBD5E1" w:sz="4"/>
-              <w:right w:val="single" w:color="CBD5E1" w:sz="4"/>
-            </w:tcBorders>
-            <w:shd w:fill="FFFFFF" w:color="auto" w:val="clear"/>
-            <w:tcMar>
-              <w:top w:type="dxa" w:w="70"/>
-              <w:left w:type="dxa" w:w="110"/>
-              <w:bottom w:type="dxa" w:w="70"/>
-              <w:right w:type="dxa" w:w="110"/>
-            </w:tcMar>
-          </w:tcPr>
-          <w:p>
-            <w:r>
-              <w:rPr>
-                <w:rFonts w:ascii="Calibri" w:cs="Calibri" w:eastAsia="Calibri" w:hAnsi="Calibri"/>
-                <w:b w:val="false"/>
-                <w:bCs w:val="false"/>
-                <w:sz w:val="19"/>
-                <w:szCs w:val="19"/>
-              </w:rPr>
-              <w:t xml:space="preserve">Yanci Arizmendi</w:t>
             </w:r>
           </w:p>
         </w:tc>
@@ -4849,6 +5540,409 @@
                 <w:szCs w:val="19"/>
               </w:rPr>
               <w:t xml:space="preserve">Conjunta</w:t>
+            </w:r>
+          </w:p>
+        </w:tc>
+      </w:tr>
+    </w:tbl>
+    <w:p>
+      <w:pPr>
+        <w:spacing w:after="120"/>
+      </w:pPr>
+    </w:p>
+    <w:tbl>
+      <w:tblPr>
+        <w:tblW w:type="dxa" w:w="9638"/>
+        <w:tblBorders>
+          <w:top w:val="single" w:color="auto" w:sz="4"/>
+          <w:left w:val="single" w:color="auto" w:sz="4"/>
+          <w:bottom w:val="single" w:color="auto" w:sz="4"/>
+          <w:right w:val="single" w:color="auto" w:sz="4"/>
+          <w:insideH w:val="single" w:color="auto" w:sz="4"/>
+          <w:insideV w:val="single" w:color="auto" w:sz="4"/>
+        </w:tblBorders>
+      </w:tblPr>
+      <w:tblGrid>
+        <w:gridCol w:w="2300"/>
+        <w:gridCol w:w="2446"/>
+        <w:gridCol w:w="2446"/>
+        <w:gridCol w:w="2446"/>
+      </w:tblGrid>
+      <w:tr>
+        <w:trPr>
+          <w:tblHeader/>
+        </w:trPr>
+        <w:tc>
+          <w:tcPr>
+            <w:tcW w:type="dxa" w:w="2300"/>
+            <w:tcBorders>
+              <w:top w:val="single" w:color="CBD5E1" w:sz="4"/>
+              <w:left w:val="single" w:color="CBD5E1" w:sz="4"/>
+              <w:bottom w:val="single" w:color="CBD5E1" w:sz="4"/>
+              <w:right w:val="single" w:color="CBD5E1" w:sz="4"/>
+            </w:tcBorders>
+            <w:shd w:fill="3B3FC4" w:color="auto" w:val="clear"/>
+            <w:tcMar>
+              <w:top w:type="dxa" w:w="70"/>
+              <w:left w:type="dxa" w:w="110"/>
+              <w:bottom w:type="dxa" w:w="70"/>
+              <w:right w:type="dxa" w:w="110"/>
+            </w:tcMar>
+          </w:tcPr>
+          <w:p>
+            <w:r>
+              <w:rPr>
+                <w:rFonts w:ascii="Calibri" w:cs="Calibri" w:eastAsia="Calibri" w:hAnsi="Calibri"/>
+                <w:b/>
+                <w:bCs/>
+                <w:color w:val="FFFFFF"/>
+                <w:sz w:val="19"/>
+                <w:szCs w:val="19"/>
+              </w:rPr>
+              <w:t xml:space="preserve">Integrante</w:t>
+            </w:r>
+          </w:p>
+        </w:tc>
+        <w:tc>
+          <w:tcPr>
+            <w:tcW w:type="dxa" w:w="2446"/>
+            <w:tcBorders>
+              <w:top w:val="single" w:color="CBD5E1" w:sz="4"/>
+              <w:left w:val="single" w:color="CBD5E1" w:sz="4"/>
+              <w:bottom w:val="single" w:color="CBD5E1" w:sz="4"/>
+              <w:right w:val="single" w:color="CBD5E1" w:sz="4"/>
+            </w:tcBorders>
+            <w:shd w:fill="3B3FC4" w:color="auto" w:val="clear"/>
+            <w:tcMar>
+              <w:top w:type="dxa" w:w="70"/>
+              <w:left w:type="dxa" w:w="110"/>
+              <w:bottom w:type="dxa" w:w="70"/>
+              <w:right w:type="dxa" w:w="110"/>
+            </w:tcMar>
+          </w:tcPr>
+          <w:p>
+            <w:r>
+              <w:rPr>
+                <w:rFonts w:ascii="Calibri" w:cs="Calibri" w:eastAsia="Calibri" w:hAnsi="Calibri"/>
+                <w:b/>
+                <w:bCs/>
+                <w:color w:val="FFFFFF"/>
+                <w:sz w:val="19"/>
+                <w:szCs w:val="19"/>
+              </w:rPr>
+              <w:t xml:space="preserve">Líder y Control</w:t>
+            </w:r>
+          </w:p>
+        </w:tc>
+        <w:tc>
+          <w:tcPr>
+            <w:tcW w:type="dxa" w:w="2446"/>
+            <w:tcBorders>
+              <w:top w:val="single" w:color="CBD5E1" w:sz="4"/>
+              <w:left w:val="single" w:color="CBD5E1" w:sz="4"/>
+              <w:bottom w:val="single" w:color="CBD5E1" w:sz="4"/>
+              <w:right w:val="single" w:color="CBD5E1" w:sz="4"/>
+            </w:tcBorders>
+            <w:shd w:fill="3B3FC4" w:color="auto" w:val="clear"/>
+            <w:tcMar>
+              <w:top w:type="dxa" w:w="70"/>
+              <w:left w:type="dxa" w:w="110"/>
+              <w:bottom w:type="dxa" w:w="70"/>
+              <w:right w:type="dxa" w:w="110"/>
+            </w:tcMar>
+          </w:tcPr>
+          <w:p>
+            <w:r>
+              <w:rPr>
+                <w:rFonts w:ascii="Calibri" w:cs="Calibri" w:eastAsia="Calibri" w:hAnsi="Calibri"/>
+                <w:b/>
+                <w:bCs/>
+                <w:color w:val="FFFFFF"/>
+                <w:sz w:val="19"/>
+                <w:szCs w:val="19"/>
+              </w:rPr>
+              <w:t xml:space="preserve">Solución y Desarrollo</w:t>
+            </w:r>
+          </w:p>
+        </w:tc>
+        <w:tc>
+          <w:tcPr>
+            <w:tcW w:type="dxa" w:w="2446"/>
+            <w:tcBorders>
+              <w:top w:val="single" w:color="CBD5E1" w:sz="4"/>
+              <w:left w:val="single" w:color="CBD5E1" w:sz="4"/>
+              <w:bottom w:val="single" w:color="CBD5E1" w:sz="4"/>
+              <w:right w:val="single" w:color="CBD5E1" w:sz="4"/>
+            </w:tcBorders>
+            <w:shd w:fill="3B3FC4" w:color="auto" w:val="clear"/>
+            <w:tcMar>
+              <w:top w:type="dxa" w:w="70"/>
+              <w:left w:type="dxa" w:w="110"/>
+              <w:bottom w:type="dxa" w:w="70"/>
+              <w:right w:type="dxa" w:w="110"/>
+            </w:tcMar>
+          </w:tcPr>
+          <w:p>
+            <w:r>
+              <w:rPr>
+                <w:rFonts w:ascii="Calibri" w:cs="Calibri" w:eastAsia="Calibri" w:hAnsi="Calibri"/>
+                <w:b/>
+                <w:bCs/>
+                <w:color w:val="FFFFFF"/>
+                <w:sz w:val="19"/>
+                <w:szCs w:val="19"/>
+              </w:rPr>
+              <w:t xml:space="preserve">Datos, Calidad y Pruebas</w:t>
+            </w:r>
+          </w:p>
+        </w:tc>
+      </w:tr>
+      <w:tr>
+        <w:trPr>
+          <w:cantSplit/>
+        </w:trPr>
+        <w:tc>
+          <w:tcPr>
+            <w:tcW w:type="dxa" w:w="2300"/>
+            <w:tcBorders>
+              <w:top w:val="single" w:color="CBD5E1" w:sz="4"/>
+              <w:left w:val="single" w:color="CBD5E1" w:sz="4"/>
+              <w:bottom w:val="single" w:color="CBD5E1" w:sz="4"/>
+              <w:right w:val="single" w:color="CBD5E1" w:sz="4"/>
+            </w:tcBorders>
+            <w:shd w:fill="FFFFFF" w:color="auto" w:val="clear"/>
+            <w:tcMar>
+              <w:top w:type="dxa" w:w="70"/>
+              <w:left w:type="dxa" w:w="110"/>
+              <w:bottom w:type="dxa" w:w="70"/>
+              <w:right w:type="dxa" w:w="110"/>
+            </w:tcMar>
+          </w:tcPr>
+          <w:p>
+            <w:r>
+              <w:rPr>
+                <w:rFonts w:ascii="Calibri" w:cs="Calibri" w:eastAsia="Calibri" w:hAnsi="Calibri"/>
+                <w:b w:val="false"/>
+                <w:bCs w:val="false"/>
+                <w:sz w:val="19"/>
+                <w:szCs w:val="19"/>
+              </w:rPr>
+              <w:t xml:space="preserve">Iván Peña</w:t>
+            </w:r>
+          </w:p>
+        </w:tc>
+        <w:tc>
+          <w:tcPr>
+            <w:tcW w:type="dxa" w:w="2446"/>
+            <w:tcBorders>
+              <w:top w:val="single" w:color="CBD5E1" w:sz="4"/>
+              <w:left w:val="single" w:color="CBD5E1" w:sz="4"/>
+              <w:bottom w:val="single" w:color="CBD5E1" w:sz="4"/>
+              <w:right w:val="single" w:color="CBD5E1" w:sz="4"/>
+            </w:tcBorders>
+            <w:shd w:fill="FFFFFF" w:color="auto" w:val="clear"/>
+            <w:tcMar>
+              <w:top w:type="dxa" w:w="70"/>
+              <w:left w:type="dxa" w:w="110"/>
+              <w:bottom w:type="dxa" w:w="70"/>
+              <w:right w:type="dxa" w:w="110"/>
+            </w:tcMar>
+          </w:tcPr>
+          <w:p>
+            <w:r>
+              <w:rPr>
+                <w:rFonts w:ascii="Calibri" w:cs="Calibri" w:eastAsia="Calibri" w:hAnsi="Calibri"/>
+                <w:b w:val="false"/>
+                <w:bCs w:val="false"/>
+                <w:sz w:val="19"/>
+                <w:szCs w:val="19"/>
+              </w:rPr>
+              <w:t xml:space="preserve">H1, H3</w:t>
+            </w:r>
+          </w:p>
+        </w:tc>
+        <w:tc>
+          <w:tcPr>
+            <w:tcW w:type="dxa" w:w="2446"/>
+            <w:tcBorders>
+              <w:top w:val="single" w:color="CBD5E1" w:sz="4"/>
+              <w:left w:val="single" w:color="CBD5E1" w:sz="4"/>
+              <w:bottom w:val="single" w:color="CBD5E1" w:sz="4"/>
+              <w:right w:val="single" w:color="CBD5E1" w:sz="4"/>
+            </w:tcBorders>
+            <w:shd w:fill="FFFFFF" w:color="auto" w:val="clear"/>
+            <w:tcMar>
+              <w:top w:type="dxa" w:w="70"/>
+              <w:left w:type="dxa" w:w="110"/>
+              <w:bottom w:type="dxa" w:w="70"/>
+              <w:right w:type="dxa" w:w="110"/>
+            </w:tcMar>
+          </w:tcPr>
+          <w:p>
+            <w:r>
+              <w:rPr>
+                <w:rFonts w:ascii="Calibri" w:cs="Calibri" w:eastAsia="Calibri" w:hAnsi="Calibri"/>
+                <w:b w:val="false"/>
+                <w:bCs w:val="false"/>
+                <w:sz w:val="19"/>
+                <w:szCs w:val="19"/>
+              </w:rPr>
+              <w:t xml:space="preserve">H2</w:t>
+            </w:r>
+          </w:p>
+        </w:tc>
+        <w:tc>
+          <w:tcPr>
+            <w:tcW w:type="dxa" w:w="2446"/>
+            <w:tcBorders>
+              <w:top w:val="single" w:color="CBD5E1" w:sz="4"/>
+              <w:left w:val="single" w:color="CBD5E1" w:sz="4"/>
+              <w:bottom w:val="single" w:color="CBD5E1" w:sz="4"/>
+              <w:right w:val="single" w:color="CBD5E1" w:sz="4"/>
+            </w:tcBorders>
+            <w:shd w:fill="FFFFFF" w:color="auto" w:val="clear"/>
+            <w:tcMar>
+              <w:top w:type="dxa" w:w="70"/>
+              <w:left w:type="dxa" w:w="110"/>
+              <w:bottom w:type="dxa" w:w="70"/>
+              <w:right w:type="dxa" w:w="110"/>
+            </w:tcMar>
+          </w:tcPr>
+          <w:p>
+            <w:r>
+              <w:rPr>
+                <w:rFonts w:ascii="Calibri" w:cs="Calibri" w:eastAsia="Calibri" w:hAnsi="Calibri"/>
+                <w:b w:val="false"/>
+                <w:bCs w:val="false"/>
+                <w:sz w:val="19"/>
+                <w:szCs w:val="19"/>
+              </w:rPr>
+              <w:t xml:space="preserve">H1, H3</w:t>
+            </w:r>
+          </w:p>
+        </w:tc>
+      </w:tr>
+      <w:tr>
+        <w:trPr>
+          <w:cantSplit/>
+        </w:trPr>
+        <w:tc>
+          <w:tcPr>
+            <w:tcW w:type="dxa" w:w="2300"/>
+            <w:tcBorders>
+              <w:top w:val="single" w:color="CBD5E1" w:sz="4"/>
+              <w:left w:val="single" w:color="CBD5E1" w:sz="4"/>
+              <w:bottom w:val="single" w:color="CBD5E1" w:sz="4"/>
+              <w:right w:val="single" w:color="CBD5E1" w:sz="4"/>
+            </w:tcBorders>
+            <w:shd w:fill="FFFFFF" w:color="auto" w:val="clear"/>
+            <w:tcMar>
+              <w:top w:type="dxa" w:w="70"/>
+              <w:left w:type="dxa" w:w="110"/>
+              <w:bottom w:type="dxa" w:w="70"/>
+              <w:right w:type="dxa" w:w="110"/>
+            </w:tcMar>
+          </w:tcPr>
+          <w:p>
+            <w:r>
+              <w:rPr>
+                <w:rFonts w:ascii="Calibri" w:cs="Calibri" w:eastAsia="Calibri" w:hAnsi="Calibri"/>
+                <w:b w:val="false"/>
+                <w:bCs w:val="false"/>
+                <w:sz w:val="19"/>
+                <w:szCs w:val="19"/>
+              </w:rPr>
+              <w:t xml:space="preserve">Yanci Arizmendi</w:t>
+            </w:r>
+          </w:p>
+        </w:tc>
+        <w:tc>
+          <w:tcPr>
+            <w:tcW w:type="dxa" w:w="2446"/>
+            <w:tcBorders>
+              <w:top w:val="single" w:color="CBD5E1" w:sz="4"/>
+              <w:left w:val="single" w:color="CBD5E1" w:sz="4"/>
+              <w:bottom w:val="single" w:color="CBD5E1" w:sz="4"/>
+              <w:right w:val="single" w:color="CBD5E1" w:sz="4"/>
+            </w:tcBorders>
+            <w:shd w:fill="FFFFFF" w:color="auto" w:val="clear"/>
+            <w:tcMar>
+              <w:top w:type="dxa" w:w="70"/>
+              <w:left w:type="dxa" w:w="110"/>
+              <w:bottom w:type="dxa" w:w="70"/>
+              <w:right w:type="dxa" w:w="110"/>
+            </w:tcMar>
+          </w:tcPr>
+          <w:p>
+            <w:r>
+              <w:rPr>
+                <w:rFonts w:ascii="Calibri" w:cs="Calibri" w:eastAsia="Calibri" w:hAnsi="Calibri"/>
+                <w:b w:val="false"/>
+                <w:bCs w:val="false"/>
+                <w:sz w:val="19"/>
+                <w:szCs w:val="19"/>
+              </w:rPr>
+              <w:t xml:space="preserve">H2</w:t>
+            </w:r>
+          </w:p>
+        </w:tc>
+        <w:tc>
+          <w:tcPr>
+            <w:tcW w:type="dxa" w:w="2446"/>
+            <w:tcBorders>
+              <w:top w:val="single" w:color="CBD5E1" w:sz="4"/>
+              <w:left w:val="single" w:color="CBD5E1" w:sz="4"/>
+              <w:bottom w:val="single" w:color="CBD5E1" w:sz="4"/>
+              <w:right w:val="single" w:color="CBD5E1" w:sz="4"/>
+            </w:tcBorders>
+            <w:shd w:fill="FFFFFF" w:color="auto" w:val="clear"/>
+            <w:tcMar>
+              <w:top w:type="dxa" w:w="70"/>
+              <w:left w:type="dxa" w:w="110"/>
+              <w:bottom w:type="dxa" w:w="70"/>
+              <w:right w:type="dxa" w:w="110"/>
+            </w:tcMar>
+          </w:tcPr>
+          <w:p>
+            <w:r>
+              <w:rPr>
+                <w:rFonts w:ascii="Calibri" w:cs="Calibri" w:eastAsia="Calibri" w:hAnsi="Calibri"/>
+                <w:b w:val="false"/>
+                <w:bCs w:val="false"/>
+                <w:sz w:val="19"/>
+                <w:szCs w:val="19"/>
+              </w:rPr>
+              <w:t xml:space="preserve">H1, H3</w:t>
+            </w:r>
+          </w:p>
+        </w:tc>
+        <w:tc>
+          <w:tcPr>
+            <w:tcW w:type="dxa" w:w="2446"/>
+            <w:tcBorders>
+              <w:top w:val="single" w:color="CBD5E1" w:sz="4"/>
+              <w:left w:val="single" w:color="CBD5E1" w:sz="4"/>
+              <w:bottom w:val="single" w:color="CBD5E1" w:sz="4"/>
+              <w:right w:val="single" w:color="CBD5E1" w:sz="4"/>
+            </w:tcBorders>
+            <w:shd w:fill="FFFFFF" w:color="auto" w:val="clear"/>
+            <w:tcMar>
+              <w:top w:type="dxa" w:w="70"/>
+              <w:left w:type="dxa" w:w="110"/>
+              <w:bottom w:type="dxa" w:w="70"/>
+              <w:right w:type="dxa" w:w="110"/>
+            </w:tcMar>
+          </w:tcPr>
+          <w:p>
+            <w:r>
+              <w:rPr>
+                <w:rFonts w:ascii="Calibri" w:cs="Calibri" w:eastAsia="Calibri" w:hAnsi="Calibri"/>
+                <w:b w:val="false"/>
+                <w:bCs w:val="false"/>
+                <w:sz w:val="19"/>
+                <w:szCs w:val="19"/>
+              </w:rPr>
+              <w:t xml:space="preserve">H2</w:t>
             </w:r>
           </w:p>
         </w:tc>
@@ -6692,6 +7786,131 @@
           </w:p>
         </w:tc>
       </w:tr>
+      <w:tr>
+        <w:trPr>
+          <w:cantSplit/>
+        </w:trPr>
+        <w:tc>
+          <w:tcPr>
+            <w:tcW w:type="dxa" w:w="900"/>
+            <w:tcBorders>
+              <w:top w:val="single" w:color="CBD5E1" w:sz="4"/>
+              <w:left w:val="single" w:color="CBD5E1" w:sz="4"/>
+              <w:bottom w:val="single" w:color="CBD5E1" w:sz="4"/>
+              <w:right w:val="single" w:color="CBD5E1" w:sz="4"/>
+            </w:tcBorders>
+            <w:shd w:fill="FFFFFF" w:color="auto" w:val="clear"/>
+            <w:tcMar>
+              <w:top w:type="dxa" w:w="70"/>
+              <w:left w:type="dxa" w:w="110"/>
+              <w:bottom w:type="dxa" w:w="70"/>
+              <w:right w:type="dxa" w:w="110"/>
+            </w:tcMar>
+          </w:tcPr>
+          <w:p>
+            <w:r>
+              <w:rPr>
+                <w:rFonts w:ascii="Calibri" w:cs="Calibri" w:eastAsia="Calibri" w:hAnsi="Calibri"/>
+                <w:b w:val="false"/>
+                <w:bCs w:val="false"/>
+                <w:sz w:val="19"/>
+                <w:szCs w:val="19"/>
+              </w:rPr>
+              <w:t xml:space="preserve">R-04</w:t>
+            </w:r>
+          </w:p>
+        </w:tc>
+        <w:tc>
+          <w:tcPr>
+            <w:tcW w:type="dxa" w:w="1300"/>
+            <w:tcBorders>
+              <w:top w:val="single" w:color="CBD5E1" w:sz="4"/>
+              <w:left w:val="single" w:color="CBD5E1" w:sz="4"/>
+              <w:bottom w:val="single" w:color="CBD5E1" w:sz="4"/>
+              <w:right w:val="single" w:color="CBD5E1" w:sz="4"/>
+            </w:tcBorders>
+            <w:shd w:fill="FFFFFF" w:color="auto" w:val="clear"/>
+            <w:tcMar>
+              <w:top w:type="dxa" w:w="70"/>
+              <w:left w:type="dxa" w:w="110"/>
+              <w:bottom w:type="dxa" w:w="70"/>
+              <w:right w:type="dxa" w:w="110"/>
+            </w:tcMar>
+          </w:tcPr>
+          <w:p>
+            <w:r>
+              <w:rPr>
+                <w:rFonts w:ascii="Calibri" w:cs="Calibri" w:eastAsia="Calibri" w:hAnsi="Calibri"/>
+                <w:b w:val="false"/>
+                <w:bCs w:val="false"/>
+                <w:sz w:val="19"/>
+                <w:szCs w:val="19"/>
+              </w:rPr>
+              <w:t xml:space="preserve">Riesgo</w:t>
+            </w:r>
+          </w:p>
+        </w:tc>
+        <w:tc>
+          <w:tcPr>
+            <w:tcW w:type="dxa" w:w="4438"/>
+            <w:tcBorders>
+              <w:top w:val="single" w:color="CBD5E1" w:sz="4"/>
+              <w:left w:val="single" w:color="CBD5E1" w:sz="4"/>
+              <w:bottom w:val="single" w:color="CBD5E1" w:sz="4"/>
+              <w:right w:val="single" w:color="CBD5E1" w:sz="4"/>
+            </w:tcBorders>
+            <w:shd w:fill="FFFFFF" w:color="auto" w:val="clear"/>
+            <w:tcMar>
+              <w:top w:type="dxa" w:w="70"/>
+              <w:left w:type="dxa" w:w="110"/>
+              <w:bottom w:type="dxa" w:w="70"/>
+              <w:right w:type="dxa" w:w="110"/>
+            </w:tcMar>
+          </w:tcPr>
+          <w:p>
+            <w:r>
+              <w:rPr>
+                <w:rFonts w:ascii="Calibri" w:cs="Calibri" w:eastAsia="Calibri" w:hAnsi="Calibri"/>
+                <w:b w:val="false"/>
+                <w:bCs w:val="false"/>
+                <w:sz w:val="19"/>
+                <w:szCs w:val="19"/>
+              </w:rPr>
+              <w:t xml:space="preserve">El equipo se redujo de 3 a 2 integrantes: más carga por persona</w:t>
+            </w:r>
+          </w:p>
+        </w:tc>
+        <w:tc>
+          <w:tcPr>
+            <w:tcW w:type="dxa" w:w="3000"/>
+            <w:tcBorders>
+              <w:top w:val="single" w:color="CBD5E1" w:sz="4"/>
+              <w:left w:val="single" w:color="CBD5E1" w:sz="4"/>
+              <w:bottom w:val="single" w:color="CBD5E1" w:sz="4"/>
+              <w:right w:val="single" w:color="CBD5E1" w:sz="4"/>
+            </w:tcBorders>
+            <w:shd w:fill="FFFFFF" w:color="auto" w:val="clear"/>
+            <w:tcMar>
+              <w:top w:type="dxa" w:w="70"/>
+              <w:left w:type="dxa" w:w="110"/>
+              <w:bottom w:type="dxa" w:w="70"/>
+              <w:right w:type="dxa" w:w="110"/>
+            </w:tcMar>
+          </w:tcPr>
+          <w:p>
+            <w:r>
+              <w:rPr>
+                <w:rFonts w:ascii="Calibri" w:cs="Calibri" w:eastAsia="Calibri" w:hAnsi="Calibri"/>
+                <w:b w:val="false"/>
+                <w:bCs w:val="false"/>
+                <w:sz w:val="19"/>
+                <w:szCs w:val="19"/>
+              </w:rPr>
+              <w:t xml:space="preserve">Redistribuir horas (35 h cada uno) y priorizar el MVP</w:t>
+            </w:r>
+          </w:p>
+        </w:tc>
+      </w:tr>
     </w:tbl>
     <w:p>
       <w:pPr>
@@ -7188,6 +8407,479 @@
         </w:rPr>
         <w:t xml:space="preserve">Tratamiento: propuesta de Desarrollo, revisión de Datos/Calidad y validación del Líder. Quedó implementado en schema.sql y app.py y verificado con pruebas automáticas. Adicionalmente, en la revisión final se agregó la eliminación de solicitudes y se renovó la interfaz; estas mejoras no estaban en el alcance mínimo y se verificaron con CP-16 y CP-17.</w:t>
       </w:r>
+    </w:p>
+    <w:p>
+      <w:pPr>
+        <w:pStyle w:val="Heading2"/>
+        <w:keepNext/>
+      </w:pPr>
+      <w:r>
+        <w:rPr>
+          <w:rFonts w:ascii="Calibri" w:cs="Calibri" w:eastAsia="Calibri" w:hAnsi="Calibri"/>
+        </w:rPr>
+        <w:t xml:space="preserve">11.2 Imprevisto real CAM-02: reducción del equipo</w:t>
+      </w:r>
+    </w:p>
+    <w:p>
+      <w:pPr>
+        <w:spacing w:after="120" w:line="300"/>
+      </w:pPr>
+      <w:r>
+        <w:rPr>
+          <w:rFonts w:ascii="Calibri" w:cs="Calibri" w:eastAsia="Calibri" w:hAnsi="Calibri"/>
+          <w:sz w:val="22"/>
+          <w:szCs w:val="22"/>
+        </w:rPr>
+        <w:t xml:space="preserve">El equipo pasó de tres a dos integrantes por el retiro de uno de ellos el </w:t>
+      </w:r>
+      <w:r>
+        <w:rPr>
+          <w:rFonts w:ascii="Calibri" w:cs="Calibri" w:eastAsia="Calibri" w:hAnsi="Calibri"/>
+          <w:sz w:val="22"/>
+          <w:szCs w:val="22"/>
+          <w:shd w:fill="FFF59D" w:color="auto" w:val="clear"/>
+        </w:rPr>
+        <w:t xml:space="preserve">[completar fecha]</w:t>
+      </w:r>
+      <w:r>
+        <w:rPr>
+          <w:rFonts w:ascii="Calibri" w:cs="Calibri" w:eastAsia="Calibri" w:hAnsi="Calibri"/>
+          <w:sz w:val="22"/>
+          <w:szCs w:val="22"/>
+        </w:rPr>
+        <w:t xml:space="preserve">. Se aprobó por ambos integrantes y se informó al docente el </w:t>
+      </w:r>
+      <w:r>
+        <w:rPr>
+          <w:rFonts w:ascii="Calibri" w:cs="Calibri" w:eastAsia="Calibri" w:hAnsi="Calibri"/>
+          <w:sz w:val="22"/>
+          <w:szCs w:val="22"/>
+          <w:shd w:fill="FFF59D" w:color="auto" w:val="clear"/>
+        </w:rPr>
+        <w:t xml:space="preserve">[completar fecha]</w:t>
+      </w:r>
+      <w:r>
+        <w:rPr>
+          <w:rFonts w:ascii="Calibri" w:cs="Calibri" w:eastAsia="Calibri" w:hAnsi="Calibri"/>
+          <w:sz w:val="22"/>
+          <w:szCs w:val="22"/>
+        </w:rPr>
+        <w:t xml:space="preserve">.</w:t>
+      </w:r>
+    </w:p>
+    <w:tbl>
+      <w:tblPr>
+        <w:tblW w:type="dxa" w:w="9638"/>
+        <w:tblBorders>
+          <w:top w:val="single" w:color="auto" w:sz="4"/>
+          <w:left w:val="single" w:color="auto" w:sz="4"/>
+          <w:bottom w:val="single" w:color="auto" w:sz="4"/>
+          <w:right w:val="single" w:color="auto" w:sz="4"/>
+          <w:insideH w:val="single" w:color="auto" w:sz="4"/>
+          <w:insideV w:val="single" w:color="auto" w:sz="4"/>
+        </w:tblBorders>
+      </w:tblPr>
+      <w:tblGrid>
+        <w:gridCol w:w="2200"/>
+        <w:gridCol w:w="7438"/>
+      </w:tblGrid>
+      <w:tr>
+        <w:trPr>
+          <w:tblHeader/>
+        </w:trPr>
+        <w:tc>
+          <w:tcPr>
+            <w:tcW w:type="dxa" w:w="2200"/>
+            <w:tcBorders>
+              <w:top w:val="single" w:color="CBD5E1" w:sz="4"/>
+              <w:left w:val="single" w:color="CBD5E1" w:sz="4"/>
+              <w:bottom w:val="single" w:color="CBD5E1" w:sz="4"/>
+              <w:right w:val="single" w:color="CBD5E1" w:sz="4"/>
+            </w:tcBorders>
+            <w:shd w:fill="3B3FC4" w:color="auto" w:val="clear"/>
+            <w:tcMar>
+              <w:top w:type="dxa" w:w="70"/>
+              <w:left w:type="dxa" w:w="110"/>
+              <w:bottom w:type="dxa" w:w="70"/>
+              <w:right w:type="dxa" w:w="110"/>
+            </w:tcMar>
+          </w:tcPr>
+          <w:p>
+            <w:r>
+              <w:rPr>
+                <w:rFonts w:ascii="Calibri" w:cs="Calibri" w:eastAsia="Calibri" w:hAnsi="Calibri"/>
+                <w:b/>
+                <w:bCs/>
+                <w:color w:val="FFFFFF"/>
+                <w:sz w:val="19"/>
+                <w:szCs w:val="19"/>
+              </w:rPr>
+              <w:t xml:space="preserve">Dimensión</w:t>
+            </w:r>
+          </w:p>
+        </w:tc>
+        <w:tc>
+          <w:tcPr>
+            <w:tcW w:type="dxa" w:w="7438"/>
+            <w:tcBorders>
+              <w:top w:val="single" w:color="CBD5E1" w:sz="4"/>
+              <w:left w:val="single" w:color="CBD5E1" w:sz="4"/>
+              <w:bottom w:val="single" w:color="CBD5E1" w:sz="4"/>
+              <w:right w:val="single" w:color="CBD5E1" w:sz="4"/>
+            </w:tcBorders>
+            <w:shd w:fill="3B3FC4" w:color="auto" w:val="clear"/>
+            <w:tcMar>
+              <w:top w:type="dxa" w:w="70"/>
+              <w:left w:type="dxa" w:w="110"/>
+              <w:bottom w:type="dxa" w:w="70"/>
+              <w:right w:type="dxa" w:w="110"/>
+            </w:tcMar>
+          </w:tcPr>
+          <w:p>
+            <w:r>
+              <w:rPr>
+                <w:rFonts w:ascii="Calibri" w:cs="Calibri" w:eastAsia="Calibri" w:hAnsi="Calibri"/>
+                <w:b/>
+                <w:bCs/>
+                <w:color w:val="FFFFFF"/>
+                <w:sz w:val="19"/>
+                <w:szCs w:val="19"/>
+              </w:rPr>
+              <w:t xml:space="preserve">Impacto y tratamiento</w:t>
+            </w:r>
+          </w:p>
+        </w:tc>
+      </w:tr>
+      <w:tr>
+        <w:trPr>
+          <w:cantSplit/>
+        </w:trPr>
+        <w:tc>
+          <w:tcPr>
+            <w:tcW w:type="dxa" w:w="2200"/>
+            <w:tcBorders>
+              <w:top w:val="single" w:color="CBD5E1" w:sz="4"/>
+              <w:left w:val="single" w:color="CBD5E1" w:sz="4"/>
+              <w:bottom w:val="single" w:color="CBD5E1" w:sz="4"/>
+              <w:right w:val="single" w:color="CBD5E1" w:sz="4"/>
+            </w:tcBorders>
+            <w:shd w:fill="FFFFFF" w:color="auto" w:val="clear"/>
+            <w:tcMar>
+              <w:top w:type="dxa" w:w="70"/>
+              <w:left w:type="dxa" w:w="110"/>
+              <w:bottom w:type="dxa" w:w="70"/>
+              <w:right w:type="dxa" w:w="110"/>
+            </w:tcMar>
+          </w:tcPr>
+          <w:p>
+            <w:r>
+              <w:rPr>
+                <w:rFonts w:ascii="Calibri" w:cs="Calibri" w:eastAsia="Calibri" w:hAnsi="Calibri"/>
+                <w:b w:val="false"/>
+                <w:bCs w:val="false"/>
+                <w:sz w:val="19"/>
+                <w:szCs w:val="19"/>
+              </w:rPr>
+              <w:t xml:space="preserve">Alcance</w:t>
+            </w:r>
+          </w:p>
+        </w:tc>
+        <w:tc>
+          <w:tcPr>
+            <w:tcW w:type="dxa" w:w="7438"/>
+            <w:tcBorders>
+              <w:top w:val="single" w:color="CBD5E1" w:sz="4"/>
+              <w:left w:val="single" w:color="CBD5E1" w:sz="4"/>
+              <w:bottom w:val="single" w:color="CBD5E1" w:sz="4"/>
+              <w:right w:val="single" w:color="CBD5E1" w:sz="4"/>
+            </w:tcBorders>
+            <w:shd w:fill="FFFFFF" w:color="auto" w:val="clear"/>
+            <w:tcMar>
+              <w:top w:type="dxa" w:w="70"/>
+              <w:left w:type="dxa" w:w="110"/>
+              <w:bottom w:type="dxa" w:w="70"/>
+              <w:right w:type="dxa" w:w="110"/>
+            </w:tcMar>
+          </w:tcPr>
+          <w:p>
+            <w:r>
+              <w:rPr>
+                <w:rFonts w:ascii="Calibri" w:cs="Calibri" w:eastAsia="Calibri" w:hAnsi="Calibri"/>
+                <w:b w:val="false"/>
+                <w:bCs w:val="false"/>
+                <w:sz w:val="19"/>
+                <w:szCs w:val="19"/>
+              </w:rPr>
+              <w:t xml:space="preserve">Sin cambio: se mantiene el alcance mínimo RF-01 a RF-06</w:t>
+            </w:r>
+          </w:p>
+        </w:tc>
+      </w:tr>
+      <w:tr>
+        <w:trPr>
+          <w:cantSplit/>
+        </w:trPr>
+        <w:tc>
+          <w:tcPr>
+            <w:tcW w:type="dxa" w:w="2200"/>
+            <w:tcBorders>
+              <w:top w:val="single" w:color="CBD5E1" w:sz="4"/>
+              <w:left w:val="single" w:color="CBD5E1" w:sz="4"/>
+              <w:bottom w:val="single" w:color="CBD5E1" w:sz="4"/>
+              <w:right w:val="single" w:color="CBD5E1" w:sz="4"/>
+            </w:tcBorders>
+            <w:shd w:fill="FFFFFF" w:color="auto" w:val="clear"/>
+            <w:tcMar>
+              <w:top w:type="dxa" w:w="70"/>
+              <w:left w:type="dxa" w:w="110"/>
+              <w:bottom w:type="dxa" w:w="70"/>
+              <w:right w:type="dxa" w:w="110"/>
+            </w:tcMar>
+          </w:tcPr>
+          <w:p>
+            <w:r>
+              <w:rPr>
+                <w:rFonts w:ascii="Calibri" w:cs="Calibri" w:eastAsia="Calibri" w:hAnsi="Calibri"/>
+                <w:b w:val="false"/>
+                <w:bCs w:val="false"/>
+                <w:sz w:val="19"/>
+                <w:szCs w:val="19"/>
+              </w:rPr>
+              <w:t xml:space="preserve">Roles</w:t>
+            </w:r>
+          </w:p>
+        </w:tc>
+        <w:tc>
+          <w:tcPr>
+            <w:tcW w:type="dxa" w:w="7438"/>
+            <w:tcBorders>
+              <w:top w:val="single" w:color="CBD5E1" w:sz="4"/>
+              <w:left w:val="single" w:color="CBD5E1" w:sz="4"/>
+              <w:bottom w:val="single" w:color="CBD5E1" w:sz="4"/>
+              <w:right w:val="single" w:color="CBD5E1" w:sz="4"/>
+            </w:tcBorders>
+            <w:shd w:fill="FFFFFF" w:color="auto" w:val="clear"/>
+            <w:tcMar>
+              <w:top w:type="dxa" w:w="70"/>
+              <w:left w:type="dxa" w:w="110"/>
+              <w:bottom w:type="dxa" w:w="70"/>
+              <w:right w:type="dxa" w:w="110"/>
+            </w:tcMar>
+          </w:tcPr>
+          <w:p>
+            <w:r>
+              <w:rPr>
+                <w:rFonts w:ascii="Calibri" w:cs="Calibri" w:eastAsia="Calibri" w:hAnsi="Calibri"/>
+                <w:b w:val="false"/>
+                <w:bCs w:val="false"/>
+                <w:sz w:val="19"/>
+                <w:szCs w:val="19"/>
+              </w:rPr>
+              <w:t xml:space="preserve">Un integrante ejerce dos roles por hito; Desarrollo nunca coincide con Datos, Calidad y Pruebas (revisión cruzada)</w:t>
+            </w:r>
+          </w:p>
+        </w:tc>
+      </w:tr>
+      <w:tr>
+        <w:trPr>
+          <w:cantSplit/>
+        </w:trPr>
+        <w:tc>
+          <w:tcPr>
+            <w:tcW w:type="dxa" w:w="2200"/>
+            <w:tcBorders>
+              <w:top w:val="single" w:color="CBD5E1" w:sz="4"/>
+              <w:left w:val="single" w:color="CBD5E1" w:sz="4"/>
+              <w:bottom w:val="single" w:color="CBD5E1" w:sz="4"/>
+              <w:right w:val="single" w:color="CBD5E1" w:sz="4"/>
+            </w:tcBorders>
+            <w:shd w:fill="FFFFFF" w:color="auto" w:val="clear"/>
+            <w:tcMar>
+              <w:top w:type="dxa" w:w="70"/>
+              <w:left w:type="dxa" w:w="110"/>
+              <w:bottom w:type="dxa" w:w="70"/>
+              <w:right w:type="dxa" w:w="110"/>
+            </w:tcMar>
+          </w:tcPr>
+          <w:p>
+            <w:r>
+              <w:rPr>
+                <w:rFonts w:ascii="Calibri" w:cs="Calibri" w:eastAsia="Calibri" w:hAnsi="Calibri"/>
+                <w:b w:val="false"/>
+                <w:bCs w:val="false"/>
+                <w:sz w:val="19"/>
+                <w:szCs w:val="19"/>
+              </w:rPr>
+              <w:t xml:space="preserve">Horas</w:t>
+            </w:r>
+          </w:p>
+        </w:tc>
+        <w:tc>
+          <w:tcPr>
+            <w:tcW w:type="dxa" w:w="7438"/>
+            <w:tcBorders>
+              <w:top w:val="single" w:color="CBD5E1" w:sz="4"/>
+              <w:left w:val="single" w:color="CBD5E1" w:sz="4"/>
+              <w:bottom w:val="single" w:color="CBD5E1" w:sz="4"/>
+              <w:right w:val="single" w:color="CBD5E1" w:sz="4"/>
+            </w:tcBorders>
+            <w:shd w:fill="FFFFFF" w:color="auto" w:val="clear"/>
+            <w:tcMar>
+              <w:top w:type="dxa" w:w="70"/>
+              <w:left w:type="dxa" w:w="110"/>
+              <w:bottom w:type="dxa" w:w="70"/>
+              <w:right w:type="dxa" w:w="110"/>
+            </w:tcMar>
+          </w:tcPr>
+          <w:p>
+            <w:r>
+              <w:rPr>
+                <w:rFonts w:ascii="Calibri" w:cs="Calibri" w:eastAsia="Calibri" w:hAnsi="Calibri"/>
+                <w:b w:val="false"/>
+                <w:bCs w:val="false"/>
+                <w:sz w:val="19"/>
+                <w:szCs w:val="19"/>
+              </w:rPr>
+              <w:t xml:space="preserve">Las 70 h se redistribuyen en 35 h por integrante</w:t>
+            </w:r>
+          </w:p>
+        </w:tc>
+      </w:tr>
+      <w:tr>
+        <w:trPr>
+          <w:cantSplit/>
+        </w:trPr>
+        <w:tc>
+          <w:tcPr>
+            <w:tcW w:type="dxa" w:w="2200"/>
+            <w:tcBorders>
+              <w:top w:val="single" w:color="CBD5E1" w:sz="4"/>
+              <w:left w:val="single" w:color="CBD5E1" w:sz="4"/>
+              <w:bottom w:val="single" w:color="CBD5E1" w:sz="4"/>
+              <w:right w:val="single" w:color="CBD5E1" w:sz="4"/>
+            </w:tcBorders>
+            <w:shd w:fill="FFFFFF" w:color="auto" w:val="clear"/>
+            <w:tcMar>
+              <w:top w:type="dxa" w:w="70"/>
+              <w:left w:type="dxa" w:w="110"/>
+              <w:bottom w:type="dxa" w:w="70"/>
+              <w:right w:type="dxa" w:w="110"/>
+            </w:tcMar>
+          </w:tcPr>
+          <w:p>
+            <w:r>
+              <w:rPr>
+                <w:rFonts w:ascii="Calibri" w:cs="Calibri" w:eastAsia="Calibri" w:hAnsi="Calibri"/>
+                <w:b w:val="false"/>
+                <w:bCs w:val="false"/>
+                <w:sz w:val="19"/>
+                <w:szCs w:val="19"/>
+              </w:rPr>
+              <w:t xml:space="preserve">Costo y cronograma</w:t>
+            </w:r>
+          </w:p>
+        </w:tc>
+        <w:tc>
+          <w:tcPr>
+            <w:tcW w:type="dxa" w:w="7438"/>
+            <w:tcBorders>
+              <w:top w:val="single" w:color="CBD5E1" w:sz="4"/>
+              <w:left w:val="single" w:color="CBD5E1" w:sz="4"/>
+              <w:bottom w:val="single" w:color="CBD5E1" w:sz="4"/>
+              <w:right w:val="single" w:color="CBD5E1" w:sz="4"/>
+            </w:tcBorders>
+            <w:shd w:fill="FFFFFF" w:color="auto" w:val="clear"/>
+            <w:tcMar>
+              <w:top w:type="dxa" w:w="70"/>
+              <w:left w:type="dxa" w:w="110"/>
+              <w:bottom w:type="dxa" w:w="70"/>
+              <w:right w:type="dxa" w:w="110"/>
+            </w:tcMar>
+          </w:tcPr>
+          <w:p>
+            <w:r>
+              <w:rPr>
+                <w:rFonts w:ascii="Calibri" w:cs="Calibri" w:eastAsia="Calibri" w:hAnsi="Calibri"/>
+                <w:b w:val="false"/>
+                <w:bCs w:val="false"/>
+                <w:sz w:val="19"/>
+                <w:szCs w:val="19"/>
+              </w:rPr>
+              <w:t xml:space="preserve">Sin cambio en el total ni en las fechas</w:t>
+            </w:r>
+          </w:p>
+        </w:tc>
+      </w:tr>
+      <w:tr>
+        <w:trPr>
+          <w:cantSplit/>
+        </w:trPr>
+        <w:tc>
+          <w:tcPr>
+            <w:tcW w:type="dxa" w:w="2200"/>
+            <w:tcBorders>
+              <w:top w:val="single" w:color="CBD5E1" w:sz="4"/>
+              <w:left w:val="single" w:color="CBD5E1" w:sz="4"/>
+              <w:bottom w:val="single" w:color="CBD5E1" w:sz="4"/>
+              <w:right w:val="single" w:color="CBD5E1" w:sz="4"/>
+            </w:tcBorders>
+            <w:shd w:fill="FFFFFF" w:color="auto" w:val="clear"/>
+            <w:tcMar>
+              <w:top w:type="dxa" w:w="70"/>
+              <w:left w:type="dxa" w:w="110"/>
+              <w:bottom w:type="dxa" w:w="70"/>
+              <w:right w:type="dxa" w:w="110"/>
+            </w:tcMar>
+          </w:tcPr>
+          <w:p>
+            <w:r>
+              <w:rPr>
+                <w:rFonts w:ascii="Calibri" w:cs="Calibri" w:eastAsia="Calibri" w:hAnsi="Calibri"/>
+                <w:b w:val="false"/>
+                <w:bCs w:val="false"/>
+                <w:sz w:val="19"/>
+                <w:szCs w:val="19"/>
+              </w:rPr>
+              <w:t xml:space="preserve">Riesgo</w:t>
+            </w:r>
+          </w:p>
+        </w:tc>
+        <w:tc>
+          <w:tcPr>
+            <w:tcW w:type="dxa" w:w="7438"/>
+            <w:tcBorders>
+              <w:top w:val="single" w:color="CBD5E1" w:sz="4"/>
+              <w:left w:val="single" w:color="CBD5E1" w:sz="4"/>
+              <w:bottom w:val="single" w:color="CBD5E1" w:sz="4"/>
+              <w:right w:val="single" w:color="CBD5E1" w:sz="4"/>
+            </w:tcBorders>
+            <w:shd w:fill="FFFFFF" w:color="auto" w:val="clear"/>
+            <w:tcMar>
+              <w:top w:type="dxa" w:w="70"/>
+              <w:left w:type="dxa" w:w="110"/>
+              <w:bottom w:type="dxa" w:w="70"/>
+              <w:right w:type="dxa" w:w="110"/>
+            </w:tcMar>
+          </w:tcPr>
+          <w:p>
+            <w:r>
+              <w:rPr>
+                <w:rFonts w:ascii="Calibri" w:cs="Calibri" w:eastAsia="Calibri" w:hAnsi="Calibri"/>
+                <w:b w:val="false"/>
+                <w:bCs w:val="false"/>
+                <w:sz w:val="19"/>
+                <w:szCs w:val="19"/>
+              </w:rPr>
+              <w:t xml:space="preserve">Mayor carga por persona (R-04), mitigada priorizando el MVP</w:t>
+            </w:r>
+          </w:p>
+        </w:tc>
+      </w:tr>
+    </w:tbl>
+    <w:p>
+      <w:pPr>
+        <w:spacing w:after="120"/>
+      </w:pPr>
     </w:p>
     <w:p>
       <w:pPr>
@@ -10960,7 +12652,7 @@
         <w:rPr>
           <w:rFonts w:ascii="Calibri" w:cs="Calibri" w:eastAsia="Calibri" w:hAnsi="Calibri"/>
         </w:rPr>
-        <w:t xml:space="preserve">Matriz de rotación y contribuciones (validación de los tres integrantes)</w:t>
+        <w:t xml:space="preserve">Matriz de rotación y contribuciones (validación de ambos integrantes)</w:t>
       </w:r>
     </w:p>
     <w:tbl>
@@ -11262,7 +12954,7 @@
                 <w:sz w:val="19"/>
                 <w:szCs w:val="19"/>
               </w:rPr>
-              <w:t xml:space="preserve">Michael Mejía</w:t>
+              <w:t xml:space="preserve">Iván Peña</w:t>
             </w:r>
           </w:p>
         </w:tc>
@@ -11388,7 +13080,7 @@
                 <w:sz w:val="19"/>
                 <w:szCs w:val="19"/>
               </w:rPr>
-              <w:t xml:space="preserve">Michael Mejía</w:t>
+              <w:t xml:space="preserve">Iván Peña</w:t>
             </w:r>
           </w:p>
         </w:tc>
@@ -11418,7 +13110,7 @@
                 <w:sz w:val="19"/>
                 <w:szCs w:val="19"/>
               </w:rPr>
-              <w:t xml:space="preserve">Iván Peña</w:t>
+              <w:t xml:space="preserve">Yanci Arizmendi</w:t>
             </w:r>
           </w:p>
         </w:tc>
@@ -11514,7 +13206,7 @@
                 <w:sz w:val="19"/>
                 <w:szCs w:val="19"/>
               </w:rPr>
-              <w:t xml:space="preserve">Michael Mejía</w:t>
+              <w:t xml:space="preserve">Iván Peña</w:t>
             </w:r>
           </w:p>
         </w:tc>
@@ -11544,37 +13236,37 @@
                 <w:sz w:val="19"/>
                 <w:szCs w:val="19"/>
               </w:rPr>
+              <w:t xml:space="preserve">Yanci Arizmendi</w:t>
+            </w:r>
+          </w:p>
+        </w:tc>
+        <w:tc>
+          <w:tcPr>
+            <w:tcW w:type="dxa" w:w="2500"/>
+            <w:tcBorders>
+              <w:top w:val="single" w:color="CBD5E1" w:sz="4"/>
+              <w:left w:val="single" w:color="CBD5E1" w:sz="4"/>
+              <w:bottom w:val="single" w:color="CBD5E1" w:sz="4"/>
+              <w:right w:val="single" w:color="CBD5E1" w:sz="4"/>
+            </w:tcBorders>
+            <w:shd w:fill="FFFFFF" w:color="auto" w:val="clear"/>
+            <w:tcMar>
+              <w:top w:type="dxa" w:w="70"/>
+              <w:left w:type="dxa" w:w="110"/>
+              <w:bottom w:type="dxa" w:w="70"/>
+              <w:right w:type="dxa" w:w="110"/>
+            </w:tcMar>
+          </w:tcPr>
+          <w:p>
+            <w:r>
+              <w:rPr>
+                <w:rFonts w:ascii="Calibri" w:cs="Calibri" w:eastAsia="Calibri" w:hAnsi="Calibri"/>
+                <w:b w:val="false"/>
+                <w:bCs w:val="false"/>
+                <w:sz w:val="19"/>
+                <w:szCs w:val="19"/>
+              </w:rPr>
               <w:t xml:space="preserve">Iván Peña</w:t>
-            </w:r>
-          </w:p>
-        </w:tc>
-        <w:tc>
-          <w:tcPr>
-            <w:tcW w:type="dxa" w:w="2500"/>
-            <w:tcBorders>
-              <w:top w:val="single" w:color="CBD5E1" w:sz="4"/>
-              <w:left w:val="single" w:color="CBD5E1" w:sz="4"/>
-              <w:bottom w:val="single" w:color="CBD5E1" w:sz="4"/>
-              <w:right w:val="single" w:color="CBD5E1" w:sz="4"/>
-            </w:tcBorders>
-            <w:shd w:fill="FFFFFF" w:color="auto" w:val="clear"/>
-            <w:tcMar>
-              <w:top w:type="dxa" w:w="70"/>
-              <w:left w:type="dxa" w:w="110"/>
-              <w:bottom w:type="dxa" w:w="70"/>
-              <w:right w:type="dxa" w:w="110"/>
-            </w:tcMar>
-          </w:tcPr>
-          <w:p>
-            <w:r>
-              <w:rPr>
-                <w:rFonts w:ascii="Calibri" w:cs="Calibri" w:eastAsia="Calibri" w:hAnsi="Calibri"/>
-                <w:b w:val="false"/>
-                <w:bCs w:val="false"/>
-                <w:sz w:val="19"/>
-                <w:szCs w:val="19"/>
-              </w:rPr>
-              <w:t xml:space="preserve">Yanci Arizmendi</w:t>
             </w:r>
           </w:p>
         </w:tc>
@@ -11782,7 +13474,7 @@
           <w:sz w:val="22"/>
           <w:szCs w:val="22"/>
         </w:rPr>
-        <w:t xml:space="preserve">Validación: Iván Peña ____________   Yanci Arizmendi ____________   Michael Mejía ____________</w:t>
+        <w:t xml:space="preserve">Validación: Iván Peña ____________   Yanci Arizmendi ____________</w:t>
       </w:r>
     </w:p>
     <w:sectPr>
